--- a/KHBD_Robotics/Lớp_6/Tuần_07/KHBD_Robotics_Lớp_6_Tiet05_Bai_5_ong_co_Dynamixel_hoat_ong_the_nao.docx
+++ b/KHBD_Robotics/Lớp_6/Tuần_07/KHBD_Robotics_Lớp_6_Tiet05_Bai_5_ong_co_Dynamixel_hoat_ong_the_nao.docx
@@ -335,7 +335,7 @@
           <w:i w:val="0"/>
           <w:sz w:val="26"/>
         </w:rPr>
-        <w:t>- Cách hoạt động của động cơ servo Dynamixel</w:t>
+        <w:t>- Nêu được khái niệm cảm biến.</w:t>
       </w:r>
     </w:p>
     <w:p>
@@ -351,7 +351,7 @@
           <w:i w:val="0"/>
           <w:sz w:val="26"/>
         </w:rPr>
-        <w:t>- Lắp robot khuếch đại chuyển động</w:t>
+        <w:t>- Nêu được ý nghĩa câu lệnh dùng cho động cơ dynamixel.</w:t>
       </w:r>
     </w:p>
     <w:p>
@@ -983,165 +983,159 @@
                 <w:rFonts w:ascii="Times New Roman" w:hAnsi="Times New Roman" w:cs="Times New Roman"/>
                 <w:sz w:val="26"/>
               </w:rPr>
-            </w:r>
-            <w:r>
-              <w:rPr>
-                <w:rFonts w:ascii="Times New Roman" w:hAnsi="Times New Roman" w:cs="Times New Roman" w:eastAsia="Times New Roman"/>
-                <w:b w:val="0"/>
-                <w:i w:val="0"/>
-                <w:sz w:val="26"/>
-              </w:rPr>
-              <w:t>Bước 1: Chuyển giao nhiệm vụ học tập:</w:t>
-            </w:r>
-          </w:p>
-          <w:p>
-            <w:pPr>
-              <w:spacing w:line="276" w:lineRule="auto" w:after="40"/>
-              <w:jc w:val="left"/>
-            </w:pPr>
-            <w:r>
-              <w:rPr>
-                <w:rFonts w:ascii="Times New Roman" w:hAnsi="Times New Roman" w:cs="Times New Roman" w:eastAsia="Times New Roman"/>
-                <w:b w:val="0"/>
-                <w:i w:val="0"/>
-                <w:sz w:val="26"/>
-              </w:rPr>
-              <w:t>- GV trình chiếu clip/hình ảnh thực tế liên quan đến Bài 5. Động cơ Dynamixel hoạt động thế nào?.</w:t>
-            </w:r>
-          </w:p>
-          <w:p>
-            <w:pPr>
-              <w:spacing w:line="276" w:lineRule="auto" w:after="40"/>
-              <w:jc w:val="left"/>
-            </w:pPr>
-            <w:r>
-              <w:rPr>
-                <w:rFonts w:ascii="Times New Roman" w:hAnsi="Times New Roman" w:cs="Times New Roman" w:eastAsia="Times New Roman"/>
-                <w:b w:val="0"/>
-                <w:i w:val="0"/>
-                <w:sz w:val="26"/>
-              </w:rPr>
-              <w:t>- Yêu cầu HS quan sát và phân tích cơ chế chuyển động.</w:t>
-            </w:r>
-          </w:p>
-          <w:p>
-            <w:pPr>
-              <w:spacing w:line="276" w:lineRule="auto" w:after="40"/>
-              <w:jc w:val="left"/>
-            </w:pPr>
-            <w:r>
-              <w:rPr>
-                <w:rFonts w:ascii="Times New Roman" w:hAnsi="Times New Roman" w:cs="Times New Roman" w:eastAsia="Times New Roman"/>
-                <w:b w:val="0"/>
-                <w:i w:val="0"/>
-                <w:sz w:val="26"/>
-              </w:rPr>
-              <w:t>Bước 2: Học sinh tiếp nhận nhiệm vụ học tập:</w:t>
-            </w:r>
-          </w:p>
-          <w:p>
-            <w:pPr>
-              <w:spacing w:line="276" w:lineRule="auto" w:after="40"/>
-              <w:jc w:val="left"/>
-            </w:pPr>
-            <w:r>
-              <w:rPr>
-                <w:rFonts w:ascii="Times New Roman" w:hAnsi="Times New Roman" w:cs="Times New Roman" w:eastAsia="Times New Roman"/>
-                <w:b w:val="0"/>
-                <w:i w:val="0"/>
-                <w:sz w:val="26"/>
-              </w:rPr>
-              <w:t>- HS tập trung quan sát màn chiếu, lắng nghe câu hỏi dẫn dắt.</w:t>
-            </w:r>
-          </w:p>
-          <w:p>
-            <w:pPr>
-              <w:spacing w:line="276" w:lineRule="auto" w:after="40"/>
-              <w:jc w:val="left"/>
-            </w:pPr>
-            <w:r>
-              <w:rPr>
-                <w:rFonts w:ascii="Times New Roman" w:hAnsi="Times New Roman" w:cs="Times New Roman" w:eastAsia="Times New Roman"/>
-                <w:b w:val="0"/>
-                <w:i w:val="0"/>
-                <w:sz w:val="26"/>
-              </w:rPr>
-              <w:t>- HS thảo luận nhanh theo nhóm bàn, đối chiếu hiện tượng.</w:t>
-            </w:r>
-          </w:p>
-          <w:p>
-            <w:pPr>
-              <w:spacing w:line="276" w:lineRule="auto" w:after="40"/>
-              <w:jc w:val="left"/>
-            </w:pPr>
-            <w:r>
-              <w:rPr>
-                <w:rFonts w:ascii="Times New Roman" w:hAnsi="Times New Roman" w:cs="Times New Roman" w:eastAsia="Times New Roman"/>
-                <w:b w:val="0"/>
-                <w:i w:val="0"/>
-                <w:sz w:val="26"/>
-              </w:rPr>
-              <w:t>Bước 3: Báo cáo kết quả hoạt động:</w:t>
-            </w:r>
-          </w:p>
-          <w:p>
-            <w:pPr>
-              <w:spacing w:line="276" w:lineRule="auto" w:after="40"/>
-              <w:jc w:val="left"/>
-            </w:pPr>
-            <w:r>
-              <w:rPr>
-                <w:rFonts w:ascii="Times New Roman" w:hAnsi="Times New Roman" w:cs="Times New Roman" w:eastAsia="Times New Roman"/>
-                <w:b w:val="0"/>
-                <w:i w:val="0"/>
-                <w:sz w:val="26"/>
-              </w:rPr>
-              <w:t>- 2 đại diện HS trả lời câu hỏi khởi động.</w:t>
-            </w:r>
-          </w:p>
-          <w:p>
-            <w:pPr>
-              <w:spacing w:line="276" w:lineRule="auto" w:after="40"/>
-              <w:jc w:val="left"/>
-            </w:pPr>
-            <w:r>
-              <w:rPr>
-                <w:rFonts w:ascii="Times New Roman" w:hAnsi="Times New Roman" w:cs="Times New Roman" w:eastAsia="Times New Roman"/>
-                <w:b w:val="0"/>
-                <w:i w:val="0"/>
-                <w:sz w:val="26"/>
-              </w:rPr>
-              <w:t>- Nêu giả thuyết và nguyên lý vận hành ban đầu.</w:t>
-            </w:r>
-          </w:p>
-          <w:p>
-            <w:pPr>
-              <w:spacing w:line="276" w:lineRule="auto" w:after="40"/>
-              <w:jc w:val="left"/>
-            </w:pPr>
-            <w:r>
-              <w:rPr>
-                <w:rFonts w:ascii="Times New Roman" w:hAnsi="Times New Roman" w:cs="Times New Roman" w:eastAsia="Times New Roman"/>
-                <w:b w:val="0"/>
-                <w:i w:val="0"/>
-                <w:sz w:val="26"/>
-              </w:rPr>
-              <w:t>Bước 4: Đánh giá kết quả thực hiện nhiệm vụ:</w:t>
-            </w:r>
-          </w:p>
-          <w:p>
-            <w:pPr>
-              <w:spacing w:line="276" w:lineRule="auto" w:after="40"/>
-              <w:jc w:val="left"/>
-            </w:pPr>
-            <w:r>
-              <w:rPr>
-                <w:rFonts w:ascii="Times New Roman" w:hAnsi="Times New Roman" w:cs="Times New Roman" w:eastAsia="Times New Roman"/>
-                <w:b w:val="0"/>
-                <w:i w:val="0"/>
-                <w:sz w:val="26"/>
-              </w:rPr>
-              <w:t>- GV nhận xét, chuẩn hóa kiến thức và dẫn dắt vào bài mới.</w:t>
+              <w:t>+ GV cho HS xem video và đặt câu hỏi.</w:t>
+              <w:br/>
+              <w:t>+ HS xem video và trả lời câu hỏi.</w:t>
+              <w:br/>
+              <w:t>+ GV lắng nghe và nhận xét.</w:t>
+            </w:r>
+            <w:r>
+              <w:rPr>
+                <w:rFonts w:ascii="Times New Roman" w:hAnsi="Times New Roman" w:cs="Times New Roman" w:eastAsia="Times New Roman"/>
+                <w:b w:val="0"/>
+                <w:i w:val="0"/>
+                <w:sz w:val="26"/>
+              </w:rPr>
+            </w:r>
+          </w:p>
+          <w:p>
+            <w:pPr>
+              <w:spacing w:line="276" w:lineRule="auto" w:after="40"/>
+              <w:jc w:val="left"/>
+            </w:pPr>
+            <w:r>
+              <w:rPr>
+                <w:rFonts w:ascii="Times New Roman" w:hAnsi="Times New Roman" w:cs="Times New Roman" w:eastAsia="Times New Roman"/>
+                <w:b w:val="0"/>
+                <w:i w:val="0"/>
+                <w:sz w:val="26"/>
+              </w:rPr>
+            </w:r>
+          </w:p>
+          <w:p>
+            <w:pPr>
+              <w:spacing w:line="276" w:lineRule="auto" w:after="40"/>
+              <w:jc w:val="left"/>
+            </w:pPr>
+            <w:r>
+              <w:rPr>
+                <w:rFonts w:ascii="Times New Roman" w:hAnsi="Times New Roman" w:cs="Times New Roman" w:eastAsia="Times New Roman"/>
+                <w:b w:val="0"/>
+                <w:i w:val="0"/>
+                <w:sz w:val="26"/>
+              </w:rPr>
+            </w:r>
+          </w:p>
+          <w:p>
+            <w:pPr>
+              <w:spacing w:line="276" w:lineRule="auto" w:after="40"/>
+              <w:jc w:val="left"/>
+            </w:pPr>
+            <w:r>
+              <w:rPr>
+                <w:rFonts w:ascii="Times New Roman" w:hAnsi="Times New Roman" w:cs="Times New Roman" w:eastAsia="Times New Roman"/>
+                <w:b w:val="0"/>
+                <w:i w:val="0"/>
+                <w:sz w:val="26"/>
+              </w:rPr>
+            </w:r>
+          </w:p>
+          <w:p>
+            <w:pPr>
+              <w:spacing w:line="276" w:lineRule="auto" w:after="40"/>
+              <w:jc w:val="left"/>
+            </w:pPr>
+            <w:r>
+              <w:rPr>
+                <w:rFonts w:ascii="Times New Roman" w:hAnsi="Times New Roman" w:cs="Times New Roman" w:eastAsia="Times New Roman"/>
+                <w:b w:val="0"/>
+                <w:i w:val="0"/>
+                <w:sz w:val="26"/>
+              </w:rPr>
+            </w:r>
+          </w:p>
+          <w:p>
+            <w:pPr>
+              <w:spacing w:line="276" w:lineRule="auto" w:after="40"/>
+              <w:jc w:val="left"/>
+            </w:pPr>
+            <w:r>
+              <w:rPr>
+                <w:rFonts w:ascii="Times New Roman" w:hAnsi="Times New Roman" w:cs="Times New Roman" w:eastAsia="Times New Roman"/>
+                <w:b w:val="0"/>
+                <w:i w:val="0"/>
+                <w:sz w:val="26"/>
+              </w:rPr>
+            </w:r>
+          </w:p>
+          <w:p>
+            <w:pPr>
+              <w:spacing w:line="276" w:lineRule="auto" w:after="40"/>
+              <w:jc w:val="left"/>
+            </w:pPr>
+            <w:r>
+              <w:rPr>
+                <w:rFonts w:ascii="Times New Roman" w:hAnsi="Times New Roman" w:cs="Times New Roman" w:eastAsia="Times New Roman"/>
+                <w:b w:val="0"/>
+                <w:i w:val="0"/>
+                <w:sz w:val="26"/>
+              </w:rPr>
+            </w:r>
+          </w:p>
+          <w:p>
+            <w:pPr>
+              <w:spacing w:line="276" w:lineRule="auto" w:after="40"/>
+              <w:jc w:val="left"/>
+            </w:pPr>
+            <w:r>
+              <w:rPr>
+                <w:rFonts w:ascii="Times New Roman" w:hAnsi="Times New Roman" w:cs="Times New Roman" w:eastAsia="Times New Roman"/>
+                <w:b w:val="0"/>
+                <w:i w:val="0"/>
+                <w:sz w:val="26"/>
+              </w:rPr>
+            </w:r>
+          </w:p>
+          <w:p>
+            <w:pPr>
+              <w:spacing w:line="276" w:lineRule="auto" w:after="40"/>
+              <w:jc w:val="left"/>
+            </w:pPr>
+            <w:r>
+              <w:rPr>
+                <w:rFonts w:ascii="Times New Roman" w:hAnsi="Times New Roman" w:cs="Times New Roman" w:eastAsia="Times New Roman"/>
+                <w:b w:val="0"/>
+                <w:i w:val="0"/>
+                <w:sz w:val="26"/>
+              </w:rPr>
+            </w:r>
+          </w:p>
+          <w:p>
+            <w:pPr>
+              <w:spacing w:line="276" w:lineRule="auto" w:after="40"/>
+              <w:jc w:val="left"/>
+            </w:pPr>
+            <w:r>
+              <w:rPr>
+                <w:rFonts w:ascii="Times New Roman" w:hAnsi="Times New Roman" w:cs="Times New Roman" w:eastAsia="Times New Roman"/>
+                <w:b w:val="0"/>
+                <w:i w:val="0"/>
+                <w:sz w:val="26"/>
+              </w:rPr>
+            </w:r>
+          </w:p>
+          <w:p>
+            <w:pPr>
+              <w:spacing w:line="276" w:lineRule="auto" w:after="40"/>
+              <w:jc w:val="left"/>
+            </w:pPr>
+            <w:r>
+              <w:rPr>
+                <w:rFonts w:ascii="Times New Roman" w:hAnsi="Times New Roman" w:cs="Times New Roman" w:eastAsia="Times New Roman"/>
+                <w:b w:val="0"/>
+                <w:i w:val="0"/>
+                <w:sz w:val="26"/>
+              </w:rPr>
             </w:r>
           </w:p>
         </w:tc>
@@ -1165,30 +1159,31 @@
                 <w:rFonts w:ascii="Times New Roman" w:hAnsi="Times New Roman" w:cs="Times New Roman"/>
                 <w:sz w:val="26"/>
               </w:rPr>
-            </w:r>
-            <w:r>
-              <w:rPr>
-                <w:rFonts w:ascii="Times New Roman" w:hAnsi="Times New Roman" w:cs="Times New Roman" w:eastAsia="Times New Roman"/>
-                <w:b w:val="0"/>
-                <w:i w:val="0"/>
-                <w:sz w:val="26"/>
-              </w:rPr>
-              <w:t>HS nhận diện được vấn đề kỹ thuật của bài học.</w:t>
-            </w:r>
-          </w:p>
-          <w:p>
-            <w:pPr>
-              <w:spacing w:line="276" w:lineRule="auto" w:after="40"/>
-              <w:jc w:val="left"/>
-            </w:pPr>
-            <w:r>
-              <w:rPr>
-                <w:rFonts w:ascii="Times New Roman" w:hAnsi="Times New Roman" w:cs="Times New Roman" w:eastAsia="Times New Roman"/>
-                <w:b w:val="0"/>
-                <w:i w:val="0"/>
-                <w:sz w:val="26"/>
-              </w:rPr>
-              <w:t>HS sẵn sàng bước vào hoạt động chính.</w:t>
+              <w:t>Câu trả lời của HS.</w:t>
+              <w:br/>
+              <w:t>+ Câu hỏi: Robot và động cơ có liên quan với nhau như thế nào?</w:t>
+            </w:r>
+            <w:r>
+              <w:rPr>
+                <w:rFonts w:ascii="Times New Roman" w:hAnsi="Times New Roman" w:cs="Times New Roman" w:eastAsia="Times New Roman"/>
+                <w:b w:val="0"/>
+                <w:i w:val="0"/>
+                <w:sz w:val="26"/>
+              </w:rPr>
+            </w:r>
+          </w:p>
+          <w:p>
+            <w:pPr>
+              <w:spacing w:line="276" w:lineRule="auto" w:after="40"/>
+              <w:jc w:val="left"/>
+            </w:pPr>
+            <w:r>
+              <w:rPr>
+                <w:rFonts w:ascii="Times New Roman" w:hAnsi="Times New Roman" w:cs="Times New Roman" w:eastAsia="Times New Roman"/>
+                <w:b w:val="0"/>
+                <w:i w:val="0"/>
+                <w:sz w:val="26"/>
+              </w:rPr>
             </w:r>
           </w:p>
         </w:tc>
@@ -1411,165 +1406,257 @@
                 <w:rFonts w:ascii="Times New Roman" w:hAnsi="Times New Roman" w:cs="Times New Roman"/>
                 <w:sz w:val="26"/>
               </w:rPr>
-            </w:r>
-            <w:r>
-              <w:rPr>
-                <w:rFonts w:ascii="Times New Roman" w:hAnsi="Times New Roman" w:cs="Times New Roman" w:eastAsia="Times New Roman"/>
-                <w:b w:val="0"/>
-                <w:i w:val="0"/>
-                <w:sz w:val="26"/>
-              </w:rPr>
-              <w:t>Bước 1: Chuyển giao nhiệm vụ học tập:</w:t>
-            </w:r>
-          </w:p>
-          <w:p>
-            <w:pPr>
-              <w:spacing w:line="276" w:lineRule="auto" w:after="40"/>
-              <w:jc w:val="left"/>
-            </w:pPr>
-            <w:r>
-              <w:rPr>
-                <w:rFonts w:ascii="Times New Roman" w:hAnsi="Times New Roman" w:cs="Times New Roman" w:eastAsia="Times New Roman"/>
-                <w:b w:val="0"/>
-                <w:i w:val="0"/>
-                <w:sz w:val="26"/>
-              </w:rPr>
-              <w:t>- GV phát phiếu hướng dẫn và trình chiếu sơ đồ 2D/3D của Bài 5. Động cơ Dynamixel hoạt động thế nào?.</w:t>
-            </w:r>
-          </w:p>
-          <w:p>
-            <w:pPr>
-              <w:spacing w:line="276" w:lineRule="auto" w:after="40"/>
-              <w:jc w:val="left"/>
-            </w:pPr>
-            <w:r>
-              <w:rPr>
-                <w:rFonts w:ascii="Times New Roman" w:hAnsi="Times New Roman" w:cs="Times New Roman" w:eastAsia="Times New Roman"/>
-                <w:b w:val="0"/>
-                <w:i w:val="0"/>
-                <w:sz w:val="26"/>
-              </w:rPr>
-              <w:t>- Hướng dẫn nhận biết chiều lắp chốt và cổng cắm động cơ.</w:t>
-            </w:r>
-          </w:p>
-          <w:p>
-            <w:pPr>
-              <w:spacing w:line="276" w:lineRule="auto" w:after="40"/>
-              <w:jc w:val="left"/>
-            </w:pPr>
-            <w:r>
-              <w:rPr>
-                <w:rFonts w:ascii="Times New Roman" w:hAnsi="Times New Roman" w:cs="Times New Roman" w:eastAsia="Times New Roman"/>
-                <w:b w:val="0"/>
-                <w:i w:val="0"/>
-                <w:sz w:val="26"/>
-              </w:rPr>
-              <w:t>Bước 2: Học sinh tiếp nhận nhiệm vụ học tập:</w:t>
-            </w:r>
-          </w:p>
-          <w:p>
-            <w:pPr>
-              <w:spacing w:line="276" w:lineRule="auto" w:after="40"/>
-              <w:jc w:val="left"/>
-            </w:pPr>
-            <w:r>
-              <w:rPr>
-                <w:rFonts w:ascii="Times New Roman" w:hAnsi="Times New Roman" w:cs="Times New Roman" w:eastAsia="Times New Roman"/>
-                <w:b w:val="0"/>
-                <w:i w:val="0"/>
-                <w:sz w:val="26"/>
-              </w:rPr>
-              <w:t>- HS tiếp nhận phiếu, quan sát các góc ghép linh kiện.</w:t>
-            </w:r>
-          </w:p>
-          <w:p>
-            <w:pPr>
-              <w:spacing w:line="276" w:lineRule="auto" w:after="40"/>
-              <w:jc w:val="left"/>
-            </w:pPr>
-            <w:r>
-              <w:rPr>
-                <w:rFonts w:ascii="Times New Roman" w:hAnsi="Times New Roman" w:cs="Times New Roman" w:eastAsia="Times New Roman"/>
-                <w:b w:val="0"/>
-                <w:i w:val="0"/>
-                <w:sz w:val="26"/>
-              </w:rPr>
-              <w:t>- HS đối chiếu danh mục, nhặt đúng số lượng chốt và khung nối.</w:t>
-            </w:r>
-          </w:p>
-          <w:p>
-            <w:pPr>
-              <w:spacing w:line="276" w:lineRule="auto" w:after="40"/>
-              <w:jc w:val="left"/>
-            </w:pPr>
-            <w:r>
-              <w:rPr>
-                <w:rFonts w:ascii="Times New Roman" w:hAnsi="Times New Roman" w:cs="Times New Roman" w:eastAsia="Times New Roman"/>
-                <w:b w:val="0"/>
-                <w:i w:val="0"/>
-                <w:sz w:val="26"/>
-              </w:rPr>
-              <w:t>Bước 3: Báo cáo kết quả hoạt động:</w:t>
-            </w:r>
-          </w:p>
-          <w:p>
-            <w:pPr>
-              <w:spacing w:line="276" w:lineRule="auto" w:after="40"/>
-              <w:jc w:val="left"/>
-            </w:pPr>
-            <w:r>
-              <w:rPr>
-                <w:rFonts w:ascii="Times New Roman" w:hAnsi="Times New Roman" w:cs="Times New Roman" w:eastAsia="Times New Roman"/>
-                <w:b w:val="0"/>
-                <w:i w:val="0"/>
-                <w:sz w:val="26"/>
-              </w:rPr>
-              <w:t>- GV kiểm tra khay linh kiện từng nhóm tại bàn.</w:t>
-            </w:r>
-          </w:p>
-          <w:p>
-            <w:pPr>
-              <w:spacing w:line="276" w:lineRule="auto" w:after="40"/>
-              <w:jc w:val="left"/>
-            </w:pPr>
-            <w:r>
-              <w:rPr>
-                <w:rFonts w:ascii="Times New Roman" w:hAnsi="Times New Roman" w:cs="Times New Roman" w:eastAsia="Times New Roman"/>
-                <w:b w:val="0"/>
-                <w:i w:val="0"/>
-                <w:sz w:val="26"/>
-              </w:rPr>
-              <w:t>- Đại diện nhóm giơ khay linh kiện để kiểm tra.</w:t>
-            </w:r>
-          </w:p>
-          <w:p>
-            <w:pPr>
-              <w:spacing w:line="276" w:lineRule="auto" w:after="40"/>
-              <w:jc w:val="left"/>
-            </w:pPr>
-            <w:r>
-              <w:rPr>
-                <w:rFonts w:ascii="Times New Roman" w:hAnsi="Times New Roman" w:cs="Times New Roman" w:eastAsia="Times New Roman"/>
-                <w:b w:val="0"/>
-                <w:i w:val="0"/>
-                <w:sz w:val="26"/>
-              </w:rPr>
-              <w:t>Bước 4: Đánh giá kết quả thực hiện nhiệm vụ:</w:t>
-            </w:r>
-          </w:p>
-          <w:p>
-            <w:pPr>
-              <w:spacing w:line="276" w:lineRule="auto" w:after="40"/>
-              <w:jc w:val="left"/>
-            </w:pPr>
-            <w:r>
-              <w:rPr>
-                <w:rFonts w:ascii="Times New Roman" w:hAnsi="Times New Roman" w:cs="Times New Roman" w:eastAsia="Times New Roman"/>
-                <w:b w:val="0"/>
-                <w:i w:val="0"/>
-                <w:sz w:val="26"/>
-              </w:rPr>
-              <w:t>- GV chốt quy trình các bước lắp ráp mô hình robot.</w:t>
+              <w:t>+ GV giới thiệu kiến thức cho HS về dynamixel, thiết bị dùng trong Excel 1.</w:t>
+              <w:br/>
+              <w:t>+ HS lắng nghe và ghi nhớ kiến thức.</w:t>
+            </w:r>
+            <w:r>
+              <w:rPr>
+                <w:rFonts w:ascii="Times New Roman" w:hAnsi="Times New Roman" w:cs="Times New Roman" w:eastAsia="Times New Roman"/>
+                <w:b w:val="0"/>
+                <w:i w:val="0"/>
+                <w:sz w:val="26"/>
+              </w:rPr>
+            </w:r>
+          </w:p>
+          <w:p>
+            <w:pPr>
+              <w:spacing w:line="276" w:lineRule="auto" w:after="40"/>
+              <w:jc w:val="left"/>
+            </w:pPr>
+            <w:r>
+              <w:rPr>
+                <w:rFonts w:ascii="Times New Roman" w:hAnsi="Times New Roman" w:cs="Times New Roman" w:eastAsia="Times New Roman"/>
+                <w:b w:val="0"/>
+                <w:i w:val="0"/>
+                <w:sz w:val="26"/>
+              </w:rPr>
+            </w:r>
+          </w:p>
+          <w:p>
+            <w:pPr>
+              <w:spacing w:line="276" w:lineRule="auto" w:after="40"/>
+              <w:jc w:val="left"/>
+            </w:pPr>
+            <w:r>
+              <w:rPr>
+                <w:rFonts w:ascii="Times New Roman" w:hAnsi="Times New Roman" w:cs="Times New Roman" w:eastAsia="Times New Roman"/>
+                <w:b w:val="0"/>
+                <w:i w:val="0"/>
+                <w:sz w:val="26"/>
+              </w:rPr>
+            </w:r>
+          </w:p>
+          <w:p>
+            <w:pPr>
+              <w:spacing w:line="276" w:lineRule="auto" w:after="40"/>
+              <w:jc w:val="left"/>
+            </w:pPr>
+            <w:r>
+              <w:rPr>
+                <w:rFonts w:ascii="Times New Roman" w:hAnsi="Times New Roman" w:cs="Times New Roman" w:eastAsia="Times New Roman"/>
+                <w:b w:val="0"/>
+                <w:i w:val="0"/>
+                <w:sz w:val="26"/>
+              </w:rPr>
+            </w:r>
+          </w:p>
+          <w:p>
+            <w:pPr>
+              <w:spacing w:line="276" w:lineRule="auto" w:after="40"/>
+              <w:jc w:val="left"/>
+            </w:pPr>
+            <w:r>
+              <w:rPr>
+                <w:rFonts w:ascii="Times New Roman" w:hAnsi="Times New Roman" w:cs="Times New Roman" w:eastAsia="Times New Roman"/>
+                <w:b w:val="0"/>
+                <w:i w:val="0"/>
+                <w:sz w:val="26"/>
+              </w:rPr>
+            </w:r>
+          </w:p>
+          <w:p>
+            <w:pPr>
+              <w:spacing w:line="276" w:lineRule="auto" w:after="40"/>
+              <w:jc w:val="left"/>
+            </w:pPr>
+            <w:r>
+              <w:rPr>
+                <w:rFonts w:ascii="Times New Roman" w:hAnsi="Times New Roman" w:cs="Times New Roman" w:eastAsia="Times New Roman"/>
+                <w:b w:val="0"/>
+                <w:i w:val="0"/>
+                <w:sz w:val="26"/>
+              </w:rPr>
+            </w:r>
+          </w:p>
+          <w:p>
+            <w:pPr>
+              <w:spacing w:line="276" w:lineRule="auto" w:after="40"/>
+              <w:jc w:val="left"/>
+            </w:pPr>
+            <w:r>
+              <w:rPr>
+                <w:rFonts w:ascii="Times New Roman" w:hAnsi="Times New Roman" w:cs="Times New Roman" w:eastAsia="Times New Roman"/>
+                <w:b w:val="0"/>
+                <w:i w:val="0"/>
+                <w:sz w:val="26"/>
+              </w:rPr>
+            </w:r>
+          </w:p>
+          <w:p>
+            <w:pPr>
+              <w:spacing w:line="276" w:lineRule="auto" w:after="40"/>
+              <w:jc w:val="left"/>
+            </w:pPr>
+            <w:r>
+              <w:rPr>
+                <w:rFonts w:ascii="Times New Roman" w:hAnsi="Times New Roman" w:cs="Times New Roman" w:eastAsia="Times New Roman"/>
+                <w:b w:val="0"/>
+                <w:i w:val="0"/>
+                <w:sz w:val="26"/>
+              </w:rPr>
+            </w:r>
+          </w:p>
+          <w:p>
+            <w:pPr>
+              <w:spacing w:line="276" w:lineRule="auto" w:after="40"/>
+              <w:jc w:val="left"/>
+            </w:pPr>
+            <w:r>
+              <w:rPr>
+                <w:rFonts w:ascii="Times New Roman" w:hAnsi="Times New Roman" w:cs="Times New Roman" w:eastAsia="Times New Roman"/>
+                <w:b w:val="0"/>
+                <w:i w:val="0"/>
+                <w:sz w:val="26"/>
+              </w:rPr>
+            </w:r>
+          </w:p>
+          <w:p>
+            <w:pPr>
+              <w:spacing w:line="276" w:lineRule="auto" w:after="40"/>
+              <w:jc w:val="left"/>
+            </w:pPr>
+            <w:r>
+              <w:rPr>
+                <w:rFonts w:ascii="Times New Roman" w:hAnsi="Times New Roman" w:cs="Times New Roman" w:eastAsia="Times New Roman"/>
+                <w:b w:val="0"/>
+                <w:i w:val="0"/>
+                <w:sz w:val="26"/>
+              </w:rPr>
+            </w:r>
+          </w:p>
+          <w:p>
+            <w:pPr>
+              <w:spacing w:line="276" w:lineRule="auto" w:after="40"/>
+              <w:jc w:val="left"/>
+            </w:pPr>
+            <w:r>
+              <w:rPr>
+                <w:rFonts w:ascii="Times New Roman" w:hAnsi="Times New Roman" w:cs="Times New Roman" w:eastAsia="Times New Roman"/>
+                <w:b w:val="0"/>
+                <w:i w:val="0"/>
+                <w:sz w:val="26"/>
+              </w:rPr>
+            </w:r>
+          </w:p>
+          <w:p>
+            <w:pPr>
+              <w:jc w:val="center"/>
+            </w:pPr>
+            <w:r>
+              <w:drawing>
+                <wp:inline distT="0" distB="0" distL="0" distR="0" wp14:anchorId="62BED525" wp14:editId="4E03DFE8">
+                  <wp:extent cx="4219893" cy="1309687"/>
+                  <wp:effectExtent l="0" t="0" r="0" b="5080"/>
+                  <wp:docPr id="5" name="picture 5" descr="Sung. Tên ảnh gốc: CLP000036c455aa.bmp Kích thước ảnh gốc: rộng 980 pixel x cao 289 pixel"/>
+                  <wp:cNvGraphicFramePr/>
+                  <a:graphic xmlns:a="http://schemas.openxmlformats.org/drawingml/2006/main">
+                    <a:graphicData uri="http://schemas.openxmlformats.org/drawingml/2006/picture">
+                      <pic:pic xmlns:pic="http://schemas.openxmlformats.org/drawingml/2006/picture">
+                        <pic:nvPicPr>
+                          <pic:cNvPr id="0" name="pic"/>
+                          <pic:cNvPicPr/>
+                        </pic:nvPicPr>
+                        <pic:blipFill>
+                          <a:blip r:embed="rId16" cstate="print">
+                            <a:lum/>
+                          </a:blip>
+                          <a:srcRect/>
+                          <a:stretch>
+                            <a:fillRect/>
+                          </a:stretch>
+                        </pic:blipFill>
+                        <pic:spPr>
+                          <a:xfrm>
+                            <a:off x="0" y="0"/>
+                            <a:ext cx="4236887" cy="1314961"/>
+                          </a:xfrm>
+                          <a:prstGeom prst="rect">
+                            <a:avLst/>
+                          </a:prstGeom>
+                        </pic:spPr>
+                      </pic:pic>
+                    </a:graphicData>
+                  </a:graphic>
+                </wp:inline>
+              </w:drawing>
+            </w:r>
+          </w:p>
+          <w:p>
+            <w:pPr>
+              <w:jc w:val="center"/>
+            </w:pPr>
+            <w:r>
+              <w:drawing>
+                <wp:anchor distT="0" distB="0" distL="114300" distR="114300" simplePos="0" relativeHeight="251664384" behindDoc="0" locked="0" layoutInCell="1" allowOverlap="0" wp14:anchorId="6D24251D" wp14:editId="721AA7F9">
+                  <wp:simplePos x="0" y="0"/>
+                  <wp:positionH relativeFrom="column">
+                    <wp:posOffset>1153795</wp:posOffset>
+                  </wp:positionH>
+                  <wp:positionV relativeFrom="paragraph">
+                    <wp:posOffset>535305</wp:posOffset>
+                  </wp:positionV>
+                  <wp:extent cx="3931920" cy="850900"/>
+                  <wp:effectExtent l="0" t="0" r="0" b="6350"/>
+                  <wp:wrapTopAndBottom/>
+                  <wp:docPr id="85" name="picture 85" descr="Sung. Tên ảnh gốc: CLP000019e8002c.bmp Kích thước ảnh gốc: rộng 1157 pixel x cao 324 pixel"/>
+                  <wp:cNvGraphicFramePr/>
+                  <a:graphic xmlns:a="http://schemas.openxmlformats.org/drawingml/2006/main">
+                    <a:graphicData uri="http://schemas.openxmlformats.org/drawingml/2006/picture">
+                      <pic:pic xmlns:pic="http://schemas.openxmlformats.org/drawingml/2006/picture">
+                        <pic:nvPicPr>
+                          <pic:cNvPr id="0" name="pic"/>
+                          <pic:cNvPicPr/>
+                        </pic:nvPicPr>
+                        <pic:blipFill>
+                          <a:blip r:embed="rId17" cstate="print">
+                            <a:lum/>
+                          </a:blip>
+                          <a:srcRect/>
+                          <a:stretch>
+                            <a:fillRect/>
+                          </a:stretch>
+                        </pic:blipFill>
+                        <pic:spPr>
+                          <a:xfrm>
+                            <a:off x="0" y="0"/>
+                            <a:ext cx="3931920" cy="850900"/>
+                          </a:xfrm>
+                          <a:prstGeom prst="rect">
+                            <a:avLst/>
+                          </a:prstGeom>
+                        </pic:spPr>
+                      </pic:pic>
+                    </a:graphicData>
+                  </a:graphic>
+                  <wp14:sizeRelH relativeFrom="margin">
+                    <wp14:pctWidth>0</wp14:pctWidth>
+                  </wp14:sizeRelH>
+                  <wp14:sizeRelV relativeFrom="margin">
+                    <wp14:pctHeight>0</wp14:pctHeight>
+                  </wp14:sizeRelV>
+                </wp:anchor>
+              </w:drawing>
             </w:r>
           </w:p>
         </w:tc>
@@ -1593,30 +1680,39 @@
                 <w:rFonts w:ascii="Times New Roman" w:hAnsi="Times New Roman" w:cs="Times New Roman"/>
                 <w:sz w:val="26"/>
               </w:rPr>
-            </w:r>
-            <w:r>
-              <w:rPr>
-                <w:rFonts w:ascii="Times New Roman" w:hAnsi="Times New Roman" w:cs="Times New Roman" w:eastAsia="Times New Roman"/>
-                <w:b w:val="0"/>
-                <w:i w:val="0"/>
-                <w:sz w:val="26"/>
-              </w:rPr>
-              <w:t>HS nắm vững quy trình các bước lắp ráp.</w:t>
-            </w:r>
-          </w:p>
-          <w:p>
-            <w:pPr>
-              <w:spacing w:line="276" w:lineRule="auto" w:after="40"/>
-              <w:jc w:val="left"/>
-            </w:pPr>
-            <w:r>
-              <w:rPr>
-                <w:rFonts w:ascii="Times New Roman" w:hAnsi="Times New Roman" w:cs="Times New Roman" w:eastAsia="Times New Roman"/>
-                <w:b w:val="0"/>
-                <w:i w:val="0"/>
-                <w:sz w:val="26"/>
-              </w:rPr>
-              <w:t>Danh mục linh kiện đầy đủ, chuẩn xác.</w:t>
+              <w:t>+ Nêu được khái niệm cảm biến.</w:t>
+              <w:br/>
+              <w:t>+ Nêu được ý nghĩa câu lệnh sử dụng cho động cơ dynamixel.</w:t>
+              <w:br/>
+              <w:t>Vở ghi của HS.</w:t>
+              <w:br/>
+              <w:t>+ Cảm biến: Là một thiết bị điện tử cảm nhận những trạng thái, quá trình vật lí hay hóa học trong môi trường cần khảo sát và biến đổi thành tín hiệu điện để thu thập thông tin về trạng thái hay quá trình đó.</w:t>
+              <w:br/>
+              <w:t>+ Thiết bị Excel 1 dùng động cơ dynamixel có thể tạo ra tốc độ và chuyển động bằng cách thêm các chức năng như cảm biến quang và chương trình vào động cơ. Dynamixel là một trong những thiết kế dẫn động kết hợp với cảm biến và chương trình điều khiển giúp cho động cơ chuyển động chính xác nhất.</w:t>
+              <w:br/>
+              <w:t>+ ID Dynamixel: Đây là ID được gán cho động cơ Dynamixel và được gán dưới      dạng nhãn dán cho dynamixel. Trong Alblock, có thể chọn ID từ 1 đến 8.</w:t>
+            </w:r>
+            <w:r>
+              <w:rPr>
+                <w:rFonts w:ascii="Times New Roman" w:hAnsi="Times New Roman" w:cs="Times New Roman" w:eastAsia="Times New Roman"/>
+                <w:b w:val="0"/>
+                <w:i w:val="0"/>
+                <w:sz w:val="26"/>
+              </w:rPr>
+            </w:r>
+          </w:p>
+          <w:p>
+            <w:pPr>
+              <w:spacing w:line="276" w:lineRule="auto" w:after="40"/>
+              <w:jc w:val="left"/>
+            </w:pPr>
+            <w:r>
+              <w:rPr>
+                <w:rFonts w:ascii="Times New Roman" w:hAnsi="Times New Roman" w:cs="Times New Roman" w:eastAsia="Times New Roman"/>
+                <w:b w:val="0"/>
+                <w:i w:val="0"/>
+                <w:sz w:val="26"/>
+              </w:rPr>
             </w:r>
           </w:p>
         </w:tc>
@@ -1839,165 +1935,200 @@
                 <w:rFonts w:ascii="Times New Roman" w:hAnsi="Times New Roman" w:cs="Times New Roman"/>
                 <w:sz w:val="26"/>
               </w:rPr>
-            </w:r>
-            <w:r>
-              <w:rPr>
-                <w:rFonts w:ascii="Times New Roman" w:hAnsi="Times New Roman" w:cs="Times New Roman" w:eastAsia="Times New Roman"/>
-                <w:b w:val="0"/>
-                <w:i w:val="0"/>
-                <w:sz w:val="26"/>
-              </w:rPr>
-              <w:t>Bước 1: Chuyển giao nhiệm vụ học tập:</w:t>
-            </w:r>
-          </w:p>
-          <w:p>
-            <w:pPr>
-              <w:spacing w:line="276" w:lineRule="auto" w:after="40"/>
-              <w:jc w:val="left"/>
-            </w:pPr>
-            <w:r>
-              <w:rPr>
-                <w:rFonts w:ascii="Times New Roman" w:hAnsi="Times New Roman" w:cs="Times New Roman" w:eastAsia="Times New Roman"/>
-                <w:b w:val="0"/>
-                <w:i w:val="0"/>
-                <w:sz w:val="26"/>
-              </w:rPr>
-              <w:t>- GV giao nhiệm vụ cho từng nhóm lắp ráp mô hình Bài 5. Động cơ Dynamixel hoạt động thế nào?.</w:t>
-            </w:r>
-          </w:p>
-          <w:p>
-            <w:pPr>
-              <w:spacing w:line="276" w:lineRule="auto" w:after="40"/>
-              <w:jc w:val="left"/>
-            </w:pPr>
-            <w:r>
-              <w:rPr>
-                <w:rFonts w:ascii="Times New Roman" w:hAnsi="Times New Roman" w:cs="Times New Roman" w:eastAsia="Times New Roman"/>
-                <w:b w:val="0"/>
-                <w:i w:val="0"/>
-                <w:sz w:val="26"/>
-              </w:rPr>
-              <w:t>Bước 2: Học sinh tiếp nhận nhiệm vụ học tập:</w:t>
-            </w:r>
-          </w:p>
-          <w:p>
-            <w:pPr>
-              <w:spacing w:line="276" w:lineRule="auto" w:after="40"/>
-              <w:jc w:val="left"/>
-            </w:pPr>
-            <w:r>
-              <w:rPr>
-                <w:rFonts w:ascii="Times New Roman" w:hAnsi="Times New Roman" w:cs="Times New Roman" w:eastAsia="Times New Roman"/>
-                <w:b w:val="0"/>
-                <w:i w:val="0"/>
-                <w:sz w:val="26"/>
-              </w:rPr>
-              <w:t>- HS phân công nhiệm vụ (xem sơ đồ, lắp khung, chọn chốt).</w:t>
-            </w:r>
-          </w:p>
-          <w:p>
-            <w:pPr>
-              <w:spacing w:line="276" w:lineRule="auto" w:after="40"/>
-              <w:jc w:val="left"/>
-            </w:pPr>
-            <w:r>
-              <w:rPr>
-                <w:rFonts w:ascii="Times New Roman" w:hAnsi="Times New Roman" w:cs="Times New Roman" w:eastAsia="Times New Roman"/>
-                <w:b w:val="0"/>
-                <w:i w:val="0"/>
-                <w:sz w:val="26"/>
-              </w:rPr>
-              <w:t>- HS tiến hành lắp ráp cẩn thận từng chi tiết theo sơ đồ.</w:t>
-            </w:r>
-          </w:p>
-          <w:p>
-            <w:pPr>
-              <w:spacing w:line="276" w:lineRule="auto" w:after="40"/>
-              <w:jc w:val="left"/>
-            </w:pPr>
-            <w:r>
-              <w:rPr>
-                <w:rFonts w:ascii="Times New Roman" w:hAnsi="Times New Roman" w:cs="Times New Roman" w:eastAsia="Times New Roman"/>
-                <w:b w:val="0"/>
-                <w:i w:val="0"/>
-                <w:sz w:val="26"/>
-              </w:rPr>
-              <w:t>Bước 3: Báo cáo kết quả hoạt động:</w:t>
-            </w:r>
-          </w:p>
-          <w:p>
-            <w:pPr>
-              <w:spacing w:line="276" w:lineRule="auto" w:after="40"/>
-              <w:jc w:val="left"/>
-            </w:pPr>
-            <w:r>
-              <w:rPr>
-                <w:rFonts w:ascii="Times New Roman" w:hAnsi="Times New Roman" w:cs="Times New Roman" w:eastAsia="Times New Roman"/>
-                <w:b w:val="0"/>
-                <w:i w:val="0"/>
-                <w:sz w:val="26"/>
-              </w:rPr>
-              <w:t>- GV yêu cầu các nhóm cấp nguồn/nạp code và cho robot vận hành thử.</w:t>
-            </w:r>
-          </w:p>
-          <w:p>
-            <w:pPr>
-              <w:spacing w:line="276" w:lineRule="auto" w:after="40"/>
-              <w:jc w:val="left"/>
-            </w:pPr>
-            <w:r>
-              <w:rPr>
-                <w:rFonts w:ascii="Times New Roman" w:hAnsi="Times New Roman" w:cs="Times New Roman" w:eastAsia="Times New Roman"/>
-                <w:b w:val="0"/>
-                <w:i w:val="0"/>
-                <w:sz w:val="26"/>
-              </w:rPr>
-              <w:t>- HS đặt robot lên bàn thử nghiệm, quan sát hoạt động.</w:t>
-            </w:r>
-          </w:p>
-          <w:p>
-            <w:pPr>
-              <w:spacing w:line="276" w:lineRule="auto" w:after="40"/>
-              <w:jc w:val="left"/>
-            </w:pPr>
-            <w:r>
-              <w:rPr>
-                <w:rFonts w:ascii="Times New Roman" w:hAnsi="Times New Roman" w:cs="Times New Roman" w:eastAsia="Times New Roman"/>
-                <w:b w:val="0"/>
-                <w:i w:val="0"/>
-                <w:sz w:val="26"/>
-              </w:rPr>
-              <w:t>Bước 4: Đánh giá kết quả thực hiện nhiệm vụ:</w:t>
-            </w:r>
-          </w:p>
-          <w:p>
-            <w:pPr>
-              <w:spacing w:line="276" w:lineRule="auto" w:after="40"/>
-              <w:jc w:val="left"/>
-            </w:pPr>
-            <w:r>
-              <w:rPr>
-                <w:rFonts w:ascii="Times New Roman" w:hAnsi="Times New Roman" w:cs="Times New Roman" w:eastAsia="Times New Roman"/>
-                <w:b w:val="0"/>
-                <w:i w:val="0"/>
-                <w:sz w:val="26"/>
-              </w:rPr>
-              <w:t>- GV đánh giá sản phẩm thực hành, chấm điểm tiêu chí kỹ thuật.</w:t>
-            </w:r>
-          </w:p>
-          <w:p>
-            <w:pPr>
-              <w:spacing w:line="276" w:lineRule="auto" w:after="40"/>
-              <w:jc w:val="left"/>
-            </w:pPr>
-            <w:r>
-              <w:rPr>
-                <w:rFonts w:ascii="Times New Roman" w:hAnsi="Times New Roman" w:cs="Times New Roman" w:eastAsia="Times New Roman"/>
-                <w:b w:val="0"/>
-                <w:i w:val="0"/>
-                <w:sz w:val="26"/>
-              </w:rPr>
-              <w:t>- HS tinh chỉnh lại chốt nối nếu robot bị kẹt hoặc di chuyển lệch.</w:t>
+              <w:t>+ GV yêu cầu HS mở hộp, lựa chọn các mảnh ghép và lắp ghép theo hướng dẫn trong sách. Lưu ý cách sử dụng chốt trong suốt.</w:t>
+              <w:br/>
+              <w:t>+ Học sinh tiến hành lắp robot Khúc côn cầu.</w:t>
+            </w:r>
+            <w:r>
+              <w:rPr>
+                <w:rFonts w:ascii="Times New Roman" w:hAnsi="Times New Roman" w:cs="Times New Roman" w:eastAsia="Times New Roman"/>
+                <w:b w:val="0"/>
+                <w:i w:val="0"/>
+                <w:sz w:val="26"/>
+              </w:rPr>
+            </w:r>
+          </w:p>
+          <w:p>
+            <w:pPr>
+              <w:spacing w:line="276" w:lineRule="auto" w:after="40"/>
+              <w:jc w:val="left"/>
+            </w:pPr>
+            <w:r>
+              <w:rPr>
+                <w:rFonts w:ascii="Times New Roman" w:hAnsi="Times New Roman" w:cs="Times New Roman" w:eastAsia="Times New Roman"/>
+                <w:b w:val="0"/>
+                <w:i w:val="0"/>
+                <w:sz w:val="26"/>
+              </w:rPr>
+            </w:r>
+          </w:p>
+          <w:p>
+            <w:pPr>
+              <w:spacing w:line="276" w:lineRule="auto" w:after="40"/>
+              <w:jc w:val="left"/>
+            </w:pPr>
+            <w:r>
+              <w:rPr>
+                <w:rFonts w:ascii="Times New Roman" w:hAnsi="Times New Roman" w:cs="Times New Roman" w:eastAsia="Times New Roman"/>
+                <w:b w:val="0"/>
+                <w:i w:val="0"/>
+                <w:sz w:val="26"/>
+              </w:rPr>
+            </w:r>
+          </w:p>
+          <w:p>
+            <w:pPr>
+              <w:spacing w:line="276" w:lineRule="auto" w:after="40"/>
+              <w:jc w:val="left"/>
+            </w:pPr>
+            <w:r>
+              <w:rPr>
+                <w:rFonts w:ascii="Times New Roman" w:hAnsi="Times New Roman" w:cs="Times New Roman" w:eastAsia="Times New Roman"/>
+                <w:b w:val="0"/>
+                <w:i w:val="0"/>
+                <w:sz w:val="26"/>
+              </w:rPr>
+            </w:r>
+          </w:p>
+          <w:p>
+            <w:pPr>
+              <w:spacing w:line="276" w:lineRule="auto" w:after="40"/>
+              <w:jc w:val="left"/>
+            </w:pPr>
+            <w:r>
+              <w:rPr>
+                <w:rFonts w:ascii="Times New Roman" w:hAnsi="Times New Roman" w:cs="Times New Roman" w:eastAsia="Times New Roman"/>
+                <w:b w:val="0"/>
+                <w:i w:val="0"/>
+                <w:sz w:val="26"/>
+              </w:rPr>
+            </w:r>
+          </w:p>
+          <w:p>
+            <w:pPr>
+              <w:spacing w:line="276" w:lineRule="auto" w:after="40"/>
+              <w:jc w:val="left"/>
+            </w:pPr>
+            <w:r>
+              <w:rPr>
+                <w:rFonts w:ascii="Times New Roman" w:hAnsi="Times New Roman" w:cs="Times New Roman" w:eastAsia="Times New Roman"/>
+                <w:b w:val="0"/>
+                <w:i w:val="0"/>
+                <w:sz w:val="26"/>
+              </w:rPr>
+            </w:r>
+          </w:p>
+          <w:p>
+            <w:pPr>
+              <w:spacing w:line="276" w:lineRule="auto" w:after="40"/>
+              <w:jc w:val="left"/>
+            </w:pPr>
+            <w:r>
+              <w:rPr>
+                <w:rFonts w:ascii="Times New Roman" w:hAnsi="Times New Roman" w:cs="Times New Roman" w:eastAsia="Times New Roman"/>
+                <w:b w:val="0"/>
+                <w:i w:val="0"/>
+                <w:sz w:val="26"/>
+              </w:rPr>
+            </w:r>
+          </w:p>
+          <w:p>
+            <w:pPr>
+              <w:spacing w:line="276" w:lineRule="auto" w:after="40"/>
+              <w:jc w:val="left"/>
+            </w:pPr>
+            <w:r>
+              <w:rPr>
+                <w:rFonts w:ascii="Times New Roman" w:hAnsi="Times New Roman" w:cs="Times New Roman" w:eastAsia="Times New Roman"/>
+                <w:b w:val="0"/>
+                <w:i w:val="0"/>
+                <w:sz w:val="26"/>
+              </w:rPr>
+            </w:r>
+          </w:p>
+          <w:p>
+            <w:pPr>
+              <w:spacing w:line="276" w:lineRule="auto" w:after="40"/>
+              <w:jc w:val="left"/>
+            </w:pPr>
+            <w:r>
+              <w:rPr>
+                <w:rFonts w:ascii="Times New Roman" w:hAnsi="Times New Roman" w:cs="Times New Roman" w:eastAsia="Times New Roman"/>
+                <w:b w:val="0"/>
+                <w:i w:val="0"/>
+                <w:sz w:val="26"/>
+              </w:rPr>
+            </w:r>
+          </w:p>
+          <w:p>
+            <w:pPr>
+              <w:spacing w:line="276" w:lineRule="auto" w:after="40"/>
+              <w:jc w:val="left"/>
+            </w:pPr>
+            <w:r>
+              <w:rPr>
+                <w:rFonts w:ascii="Times New Roman" w:hAnsi="Times New Roman" w:cs="Times New Roman" w:eastAsia="Times New Roman"/>
+                <w:b w:val="0"/>
+                <w:i w:val="0"/>
+                <w:sz w:val="26"/>
+              </w:rPr>
+            </w:r>
+          </w:p>
+          <w:p>
+            <w:pPr>
+              <w:spacing w:line="276" w:lineRule="auto" w:after="40"/>
+              <w:jc w:val="left"/>
+            </w:pPr>
+            <w:r>
+              <w:rPr>
+                <w:rFonts w:ascii="Times New Roman" w:hAnsi="Times New Roman" w:cs="Times New Roman" w:eastAsia="Times New Roman"/>
+                <w:b w:val="0"/>
+                <w:i w:val="0"/>
+                <w:sz w:val="26"/>
+              </w:rPr>
+            </w:r>
+          </w:p>
+          <w:p>
+            <w:pPr>
+              <w:jc w:val="center"/>
+            </w:pPr>
+            <w:r>
+              <w:drawing>
+                <wp:inline distT="0" distB="0" distL="0" distR="0" wp14:anchorId="6416CACF" wp14:editId="05B370AC">
+                  <wp:extent cx="3514926" cy="2426329"/>
+                  <wp:effectExtent l="0" t="0" r="0" b="0"/>
+                  <wp:docPr id="89" name="picture 89" descr="Sung. Tên ảnh gốc: CLP000019e80030.bmp Kích thước ảnh gốc: rộng 904 pixel x cao 612 pixel"/>
+                  <wp:cNvGraphicFramePr/>
+                  <a:graphic xmlns:a="http://schemas.openxmlformats.org/drawingml/2006/main">
+                    <a:graphicData uri="http://schemas.openxmlformats.org/drawingml/2006/picture">
+                      <pic:pic xmlns:pic="http://schemas.openxmlformats.org/drawingml/2006/picture">
+                        <pic:nvPicPr>
+                          <pic:cNvPr id="0" name="pic"/>
+                          <pic:cNvPicPr/>
+                        </pic:nvPicPr>
+                        <pic:blipFill>
+                          <a:blip r:embed="rId18" cstate="print">
+                            <a:lum/>
+                          </a:blip>
+                          <a:srcRect/>
+                          <a:stretch>
+                            <a:fillRect/>
+                          </a:stretch>
+                        </pic:blipFill>
+                        <pic:spPr>
+                          <a:xfrm>
+                            <a:off x="0" y="0"/>
+                            <a:ext cx="3525149" cy="2433386"/>
+                          </a:xfrm>
+                          <a:prstGeom prst="rect">
+                            <a:avLst/>
+                          </a:prstGeom>
+                        </pic:spPr>
+                      </pic:pic>
+                    </a:graphicData>
+                  </a:graphic>
+                </wp:inline>
+              </w:drawing>
             </w:r>
           </w:p>
         </w:tc>
@@ -2021,30 +2152,29 @@
                 <w:rFonts w:ascii="Times New Roman" w:hAnsi="Times New Roman" w:cs="Times New Roman"/>
                 <w:sz w:val="26"/>
               </w:rPr>
-            </w:r>
-            <w:r>
-              <w:rPr>
-                <w:rFonts w:ascii="Times New Roman" w:hAnsi="Times New Roman" w:cs="Times New Roman" w:eastAsia="Times New Roman"/>
-                <w:b w:val="0"/>
-                <w:i w:val="0"/>
-                <w:sz w:val="26"/>
-              </w:rPr>
-              <w:t>Mô hình robot Bài 5. Động cơ Dynamixel hoạt động thế nào? hoàn thiện.</w:t>
-            </w:r>
-          </w:p>
-          <w:p>
-            <w:pPr>
-              <w:spacing w:line="276" w:lineRule="auto" w:after="40"/>
-              <w:jc w:val="left"/>
-            </w:pPr>
-            <w:r>
-              <w:rPr>
-                <w:rFonts w:ascii="Times New Roman" w:hAnsi="Times New Roman" w:cs="Times New Roman" w:eastAsia="Times New Roman"/>
-                <w:b w:val="0"/>
-                <w:i w:val="0"/>
-                <w:sz w:val="26"/>
-              </w:rPr>
-              <w:t>Robot vận hành chính xác, trơn tru.</w:t>
+              <w:t>Sản phẩm robot của HS.</w:t>
+            </w:r>
+            <w:r>
+              <w:rPr>
+                <w:rFonts w:ascii="Times New Roman" w:hAnsi="Times New Roman" w:cs="Times New Roman" w:eastAsia="Times New Roman"/>
+                <w:b w:val="0"/>
+                <w:i w:val="0"/>
+                <w:sz w:val="26"/>
+              </w:rPr>
+            </w:r>
+          </w:p>
+          <w:p>
+            <w:pPr>
+              <w:spacing w:line="276" w:lineRule="auto" w:after="40"/>
+              <w:jc w:val="left"/>
+            </w:pPr>
+            <w:r>
+              <w:rPr>
+                <w:rFonts w:ascii="Times New Roman" w:hAnsi="Times New Roman" w:cs="Times New Roman" w:eastAsia="Times New Roman"/>
+                <w:b w:val="0"/>
+                <w:i w:val="0"/>
+                <w:sz w:val="26"/>
+              </w:rPr>
             </w:r>
           </w:p>
         </w:tc>
@@ -2267,150 +2397,163 @@
                 <w:rFonts w:ascii="Times New Roman" w:hAnsi="Times New Roman" w:cs="Times New Roman"/>
                 <w:sz w:val="26"/>
               </w:rPr>
-            </w:r>
-            <w:r>
-              <w:rPr>
-                <w:rFonts w:ascii="Times New Roman" w:hAnsi="Times New Roman" w:cs="Times New Roman" w:eastAsia="Times New Roman"/>
-                <w:b w:val="0"/>
-                <w:i w:val="0"/>
-                <w:sz w:val="26"/>
-              </w:rPr>
-              <w:t>Bước 1: Chuyển giao nhiệm vụ học tập:</w:t>
-            </w:r>
-          </w:p>
-          <w:p>
-            <w:pPr>
-              <w:spacing w:line="276" w:lineRule="auto" w:after="40"/>
-              <w:jc w:val="left"/>
-            </w:pPr>
-            <w:r>
-              <w:rPr>
-                <w:rFonts w:ascii="Times New Roman" w:hAnsi="Times New Roman" w:cs="Times New Roman" w:eastAsia="Times New Roman"/>
-                <w:b w:val="0"/>
-                <w:i w:val="0"/>
-                <w:sz w:val="26"/>
-              </w:rPr>
-              <w:t>- GV đặt câu hỏi: "Em có thể cải tiến cấu trúc nào để Bài 5. Động cơ Dynamixel hoạt động thế nào? hoạt động tốt hơn?"</w:t>
-            </w:r>
-          </w:p>
-          <w:p>
-            <w:pPr>
-              <w:spacing w:line="276" w:lineRule="auto" w:after="40"/>
-              <w:jc w:val="left"/>
-            </w:pPr>
-            <w:r>
-              <w:rPr>
-                <w:rFonts w:ascii="Times New Roman" w:hAnsi="Times New Roman" w:cs="Times New Roman" w:eastAsia="Times New Roman"/>
-                <w:b w:val="0"/>
-                <w:i w:val="0"/>
-                <w:sz w:val="26"/>
-              </w:rPr>
-              <w:t>Bước 2: Học sinh tiếp nhận nhiệm vụ học tập:</w:t>
-            </w:r>
-          </w:p>
-          <w:p>
-            <w:pPr>
-              <w:spacing w:line="276" w:lineRule="auto" w:after="40"/>
-              <w:jc w:val="left"/>
-            </w:pPr>
-            <w:r>
-              <w:rPr>
-                <w:rFonts w:ascii="Times New Roman" w:hAnsi="Times New Roman" w:cs="Times New Roman" w:eastAsia="Times New Roman"/>
-                <w:b w:val="0"/>
-                <w:i w:val="0"/>
-                <w:sz w:val="26"/>
-              </w:rPr>
-              <w:t>- HS suy nghĩ ý tưởng sáng tạo mở rộng.</w:t>
-            </w:r>
-          </w:p>
-          <w:p>
-            <w:pPr>
-              <w:spacing w:line="276" w:lineRule="auto" w:after="40"/>
-              <w:jc w:val="left"/>
-            </w:pPr>
-            <w:r>
-              <w:rPr>
-                <w:rFonts w:ascii="Times New Roman" w:hAnsi="Times New Roman" w:cs="Times New Roman" w:eastAsia="Times New Roman"/>
-                <w:b w:val="0"/>
-                <w:i w:val="0"/>
-                <w:sz w:val="26"/>
-              </w:rPr>
-              <w:t>- HS nhẹ nhàng tháo chốt, phân loại linh kiện về đúng ngăn trong hộp Kit.</w:t>
-            </w:r>
-          </w:p>
-          <w:p>
-            <w:pPr>
-              <w:spacing w:line="276" w:lineRule="auto" w:after="40"/>
-              <w:jc w:val="left"/>
-            </w:pPr>
-            <w:r>
-              <w:rPr>
-                <w:rFonts w:ascii="Times New Roman" w:hAnsi="Times New Roman" w:cs="Times New Roman" w:eastAsia="Times New Roman"/>
-                <w:b w:val="0"/>
-                <w:i w:val="0"/>
-                <w:sz w:val="26"/>
-              </w:rPr>
-              <w:t>Bước 3: Báo cáo kết quả hoạt động:</w:t>
-            </w:r>
-          </w:p>
-          <w:p>
-            <w:pPr>
-              <w:spacing w:line="276" w:lineRule="auto" w:after="40"/>
-              <w:jc w:val="left"/>
-            </w:pPr>
-            <w:r>
-              <w:rPr>
-                <w:rFonts w:ascii="Times New Roman" w:hAnsi="Times New Roman" w:cs="Times New Roman" w:eastAsia="Times New Roman"/>
-                <w:b w:val="0"/>
-                <w:i w:val="0"/>
-                <w:sz w:val="26"/>
-              </w:rPr>
-              <w:t>- 1-2 HS trình bày ý tưởng nâng cấp robot trước lớp.</w:t>
-            </w:r>
-          </w:p>
-          <w:p>
-            <w:pPr>
-              <w:spacing w:line="276" w:lineRule="auto" w:after="40"/>
-              <w:jc w:val="left"/>
-            </w:pPr>
-            <w:r>
-              <w:rPr>
-                <w:rFonts w:ascii="Times New Roman" w:hAnsi="Times New Roman" w:cs="Times New Roman" w:eastAsia="Times New Roman"/>
-                <w:b w:val="0"/>
-                <w:i w:val="0"/>
-                <w:sz w:val="26"/>
-              </w:rPr>
-              <w:t>Bước 4: Giáo viên nhắc nhở nhiệm vụ về nhà:</w:t>
-            </w:r>
-          </w:p>
-          <w:p>
-            <w:pPr>
-              <w:spacing w:line="276" w:lineRule="auto" w:after="40"/>
-              <w:jc w:val="left"/>
-            </w:pPr>
-            <w:r>
-              <w:rPr>
-                <w:rFonts w:ascii="Times New Roman" w:hAnsi="Times New Roman" w:cs="Times New Roman" w:eastAsia="Times New Roman"/>
-                <w:b w:val="0"/>
-                <w:i w:val="0"/>
-                <w:sz w:val="26"/>
-              </w:rPr>
-              <w:t>- GV dặn dò nhiệm vụ chuẩn bị cho bài học tiếp theo.</w:t>
-            </w:r>
-          </w:p>
-          <w:p>
-            <w:pPr>
-              <w:spacing w:line="276" w:lineRule="auto" w:after="40"/>
-              <w:jc w:val="left"/>
-            </w:pPr>
-            <w:r>
-              <w:rPr>
-                <w:rFonts w:ascii="Times New Roman" w:hAnsi="Times New Roman" w:cs="Times New Roman" w:eastAsia="Times New Roman"/>
-                <w:b w:val="0"/>
-                <w:i w:val="0"/>
-                <w:sz w:val="26"/>
-              </w:rPr>
-              <w:t>- HS thu dọn bàn học, nộp lại hộp Kit Robotics ngăn nắp.</w:t>
+              <w:t>+ GV hướng dẫn HS lắp ráp sáng tạo thêm cho robot.</w:t>
+              <w:br/>
+              <w:t>+ HS tiến hành lắp ráp, sáng tạo dựa trên những gợi ý của GV và những mảnh ghép còn trong hộp.</w:t>
+              <w:br/>
+              <w:t>5. Tự học (Let’s move)</w:t>
+              <w:br/>
+              <w:t>- Mục tiêu: Vận hành được robot đã lắp.</w:t>
+              <w:br/>
+              <w:t>- Nội dung: HS vận hành robot vừa lắp, chơi với robot.</w:t>
+              <w:br/>
+              <w:t>+ GV tổ chức cho HS chơi với robot sau khi lắp xong.</w:t>
+              <w:br/>
+              <w:t>+ HS tự chơi với robot.</w:t>
+              <w:br/>
+              <w:t>6. Tự kiểm tra (Let’s check)</w:t>
+              <w:br/>
+              <w:t>- Mục tiêu: HS tháo được chốt, sắp xếp ngăn nắp các mảnh ghép vào trong hộp.</w:t>
+              <w:br/>
+              <w:t>- Nội dung: HS tháo chốt, sắp xếp các mảnh ghép.</w:t>
+              <w:br/>
+              <w:t>+ GV cho HS tháo chốt.</w:t>
+              <w:br/>
+              <w:t>+ HS tiến hành tháo robot, sắp xếp ngăn nắp các mảnh ghép vào trong hộp, dọn dẹp bàn ghế quanh vị trí ngồi.</w:t>
+            </w:r>
+            <w:r>
+              <w:rPr>
+                <w:rFonts w:ascii="Times New Roman" w:hAnsi="Times New Roman" w:cs="Times New Roman" w:eastAsia="Times New Roman"/>
+                <w:b w:val="0"/>
+                <w:i w:val="0"/>
+                <w:sz w:val="26"/>
+              </w:rPr>
+            </w:r>
+          </w:p>
+          <w:p>
+            <w:pPr>
+              <w:spacing w:line="276" w:lineRule="auto" w:after="40"/>
+              <w:jc w:val="left"/>
+            </w:pPr>
+            <w:r>
+              <w:rPr>
+                <w:rFonts w:ascii="Times New Roman" w:hAnsi="Times New Roman" w:cs="Times New Roman" w:eastAsia="Times New Roman"/>
+                <w:b w:val="0"/>
+                <w:i w:val="0"/>
+                <w:sz w:val="26"/>
+              </w:rPr>
+            </w:r>
+          </w:p>
+          <w:p>
+            <w:pPr>
+              <w:spacing w:line="276" w:lineRule="auto" w:after="40"/>
+              <w:jc w:val="left"/>
+            </w:pPr>
+            <w:r>
+              <w:rPr>
+                <w:rFonts w:ascii="Times New Roman" w:hAnsi="Times New Roman" w:cs="Times New Roman" w:eastAsia="Times New Roman"/>
+                <w:b w:val="0"/>
+                <w:i w:val="0"/>
+                <w:sz w:val="26"/>
+              </w:rPr>
+            </w:r>
+          </w:p>
+          <w:p>
+            <w:pPr>
+              <w:spacing w:line="276" w:lineRule="auto" w:after="40"/>
+              <w:jc w:val="left"/>
+            </w:pPr>
+            <w:r>
+              <w:rPr>
+                <w:rFonts w:ascii="Times New Roman" w:hAnsi="Times New Roman" w:cs="Times New Roman" w:eastAsia="Times New Roman"/>
+                <w:b w:val="0"/>
+                <w:i w:val="0"/>
+                <w:sz w:val="26"/>
+              </w:rPr>
+            </w:r>
+          </w:p>
+          <w:p>
+            <w:pPr>
+              <w:spacing w:line="276" w:lineRule="auto" w:after="40"/>
+              <w:jc w:val="left"/>
+            </w:pPr>
+            <w:r>
+              <w:rPr>
+                <w:rFonts w:ascii="Times New Roman" w:hAnsi="Times New Roman" w:cs="Times New Roman" w:eastAsia="Times New Roman"/>
+                <w:b w:val="0"/>
+                <w:i w:val="0"/>
+                <w:sz w:val="26"/>
+              </w:rPr>
+            </w:r>
+          </w:p>
+          <w:p>
+            <w:pPr>
+              <w:spacing w:line="276" w:lineRule="auto" w:after="40"/>
+              <w:jc w:val="left"/>
+            </w:pPr>
+            <w:r>
+              <w:rPr>
+                <w:rFonts w:ascii="Times New Roman" w:hAnsi="Times New Roman" w:cs="Times New Roman" w:eastAsia="Times New Roman"/>
+                <w:b w:val="0"/>
+                <w:i w:val="0"/>
+                <w:sz w:val="26"/>
+              </w:rPr>
+            </w:r>
+          </w:p>
+          <w:p>
+            <w:pPr>
+              <w:spacing w:line="276" w:lineRule="auto" w:after="40"/>
+              <w:jc w:val="left"/>
+            </w:pPr>
+            <w:r>
+              <w:rPr>
+                <w:rFonts w:ascii="Times New Roman" w:hAnsi="Times New Roman" w:cs="Times New Roman" w:eastAsia="Times New Roman"/>
+                <w:b w:val="0"/>
+                <w:i w:val="0"/>
+                <w:sz w:val="26"/>
+              </w:rPr>
+            </w:r>
+          </w:p>
+          <w:p>
+            <w:pPr>
+              <w:spacing w:line="276" w:lineRule="auto" w:after="40"/>
+              <w:jc w:val="left"/>
+            </w:pPr>
+            <w:r>
+              <w:rPr>
+                <w:rFonts w:ascii="Times New Roman" w:hAnsi="Times New Roman" w:cs="Times New Roman" w:eastAsia="Times New Roman"/>
+                <w:b w:val="0"/>
+                <w:i w:val="0"/>
+                <w:sz w:val="26"/>
+              </w:rPr>
+            </w:r>
+          </w:p>
+          <w:p>
+            <w:pPr>
+              <w:spacing w:line="276" w:lineRule="auto" w:after="40"/>
+              <w:jc w:val="left"/>
+            </w:pPr>
+            <w:r>
+              <w:rPr>
+                <w:rFonts w:ascii="Times New Roman" w:hAnsi="Times New Roman" w:cs="Times New Roman" w:eastAsia="Times New Roman"/>
+                <w:b w:val="0"/>
+                <w:i w:val="0"/>
+                <w:sz w:val="26"/>
+              </w:rPr>
+            </w:r>
+          </w:p>
+          <w:p>
+            <w:pPr>
+              <w:spacing w:line="276" w:lineRule="auto" w:after="40"/>
+              <w:jc w:val="left"/>
+            </w:pPr>
+            <w:r>
+              <w:rPr>
+                <w:rFonts w:ascii="Times New Roman" w:hAnsi="Times New Roman" w:cs="Times New Roman" w:eastAsia="Times New Roman"/>
+                <w:b w:val="0"/>
+                <w:i w:val="0"/>
+                <w:sz w:val="26"/>
+              </w:rPr>
             </w:r>
           </w:p>
         </w:tc>
@@ -2434,30 +2577,29 @@
                 <w:rFonts w:ascii="Times New Roman" w:hAnsi="Times New Roman" w:cs="Times New Roman"/>
                 <w:sz w:val="26"/>
               </w:rPr>
-            </w:r>
-            <w:r>
-              <w:rPr>
-                <w:rFonts w:ascii="Times New Roman" w:hAnsi="Times New Roman" w:cs="Times New Roman" w:eastAsia="Times New Roman"/>
-                <w:b w:val="0"/>
-                <w:i w:val="0"/>
-                <w:sz w:val="26"/>
-              </w:rPr>
-              <w:t>HS đề xuất được ý tưởng cải tiến mô hình robot.</w:t>
-            </w:r>
-          </w:p>
-          <w:p>
-            <w:pPr>
-              <w:spacing w:line="276" w:lineRule="auto" w:after="40"/>
-              <w:jc w:val="left"/>
-            </w:pPr>
-            <w:r>
-              <w:rPr>
-                <w:rFonts w:ascii="Times New Roman" w:hAnsi="Times New Roman" w:cs="Times New Roman" w:eastAsia="Times New Roman"/>
-                <w:b w:val="0"/>
-                <w:i w:val="0"/>
-                <w:sz w:val="26"/>
-              </w:rPr>
-              <w:t>Bộ Kit Robotics được phân loại và bảo quản tốt.</w:t>
+              <w:t>Sản phẩm robot sáng tạo của HS.</w:t>
+            </w:r>
+            <w:r>
+              <w:rPr>
+                <w:rFonts w:ascii="Times New Roman" w:hAnsi="Times New Roman" w:cs="Times New Roman" w:eastAsia="Times New Roman"/>
+                <w:b w:val="0"/>
+                <w:i w:val="0"/>
+                <w:sz w:val="26"/>
+              </w:rPr>
+            </w:r>
+          </w:p>
+          <w:p>
+            <w:pPr>
+              <w:spacing w:line="276" w:lineRule="auto" w:after="40"/>
+              <w:jc w:val="left"/>
+            </w:pPr>
+            <w:r>
+              <w:rPr>
+                <w:rFonts w:ascii="Times New Roman" w:hAnsi="Times New Roman" w:cs="Times New Roman" w:eastAsia="Times New Roman"/>
+                <w:b w:val="0"/>
+                <w:i w:val="0"/>
+                <w:sz w:val="26"/>
+              </w:rPr>
             </w:r>
           </w:p>
         </w:tc>
